--- a/Backend/Director_Disclosure/Output_Disclosures/2024-25/ADANI_CMA_MUNDRA_TERMINAL_PRIVATE_LIMITED/DIR-8/DIR8_SANDEEP_MEHTA_00897409.docx
+++ b/Backend/Director_Disclosure/Output_Disclosures/2024-25/ADANI_CMA_MUNDRA_TERMINAL_PRIVATE_LIMITED/DIR-8/DIR8_SANDEEP_MEHTA_00897409.docx
@@ -410,146 +410,6 @@
                 <w:b w:val="0"/>
                 <w:sz w:val="23"/>
               </w:rPr>
-              <w:t>MUNDRA SEZ TEXTILE AND APPAREL PARK PRIVATE LIMITED</w:t>
-            </w:r>
-          </w:p>
-        </w:tc>
-        <w:tc>
-          <w:tcPr>
-            <w:tcW w:type="dxa" w:w="2610"/>
-          </w:tcPr>
-          <w:p>
-            <w:pPr>
-              <w:spacing w:after="0"/>
-              <w:jc w:val="center"/>
-            </w:pPr>
-            <w:r>
-              <w:rPr>
-                <w:rFonts w:ascii="Adani" w:hAnsi="Adani" w:eastAsia="Adani" w:cs="Adani"/>
-                <w:b w:val="0"/>
-                <w:sz w:val="23"/>
-              </w:rPr>
-              <w:t>22/07/2022</w:t>
-            </w:r>
-          </w:p>
-        </w:tc>
-        <w:tc>
-          <w:tcPr>
-            <w:tcW w:type="dxa" w:w="2250"/>
-          </w:tcPr>
-          <w:p>
-            <w:pPr>
-              <w:spacing w:after="0"/>
-              <w:jc w:val="center"/>
-            </w:pPr>
-          </w:p>
-        </w:tc>
-      </w:tr>
-      <w:tr>
-        <w:tc>
-          <w:tcPr>
-            <w:tcW w:type="dxa" w:w="636"/>
-          </w:tcPr>
-          <w:p>
-            <w:pPr>
-              <w:spacing w:after="0"/>
-              <w:ind w:left="360"/>
-            </w:pPr>
-            <w:r>
-              <w:rPr>
-                <w:rFonts w:ascii="Adani" w:hAnsi="Adani" w:eastAsia="Adani" w:cs="Adani"/>
-                <w:b w:val="0"/>
-                <w:sz w:val="23"/>
-              </w:rPr>
-              <w:t>3</w:t>
-            </w:r>
-          </w:p>
-        </w:tc>
-        <w:tc>
-          <w:tcPr>
-            <w:tcW w:type="dxa" w:w="3864"/>
-          </w:tcPr>
-          <w:p>
-            <w:pPr>
-              <w:spacing w:after="0"/>
-              <w:jc w:val="both"/>
-            </w:pPr>
-            <w:r>
-              <w:rPr>
-                <w:rFonts w:ascii="Adani" w:hAnsi="Adani" w:eastAsia="Adani" w:cs="Adani"/>
-                <w:b w:val="0"/>
-                <w:sz w:val="23"/>
-              </w:rPr>
-              <w:t>MUNDRA CRUDE OIL TERMINAL LIMITED</w:t>
-            </w:r>
-          </w:p>
-        </w:tc>
-        <w:tc>
-          <w:tcPr>
-            <w:tcW w:type="dxa" w:w="2610"/>
-          </w:tcPr>
-          <w:p>
-            <w:pPr>
-              <w:spacing w:after="0"/>
-              <w:jc w:val="center"/>
-            </w:pPr>
-            <w:r>
-              <w:rPr>
-                <w:rFonts w:ascii="Adani" w:hAnsi="Adani" w:eastAsia="Adani" w:cs="Adani"/>
-                <w:b w:val="0"/>
-                <w:sz w:val="23"/>
-              </w:rPr>
-              <w:t>22/10/2021</w:t>
-            </w:r>
-          </w:p>
-        </w:tc>
-        <w:tc>
-          <w:tcPr>
-            <w:tcW w:type="dxa" w:w="2250"/>
-          </w:tcPr>
-          <w:p>
-            <w:pPr>
-              <w:spacing w:after="0"/>
-              <w:jc w:val="center"/>
-            </w:pPr>
-          </w:p>
-        </w:tc>
-      </w:tr>
-      <w:tr>
-        <w:tc>
-          <w:tcPr>
-            <w:tcW w:type="dxa" w:w="636"/>
-          </w:tcPr>
-          <w:p>
-            <w:pPr>
-              <w:spacing w:after="0"/>
-              <w:ind w:left="360"/>
-            </w:pPr>
-            <w:r>
-              <w:rPr>
-                <w:rFonts w:ascii="Adani" w:hAnsi="Adani" w:eastAsia="Adani" w:cs="Adani"/>
-                <w:b w:val="0"/>
-                <w:sz w:val="23"/>
-              </w:rPr>
-              <w:t>4</w:t>
-            </w:r>
-          </w:p>
-        </w:tc>
-        <w:tc>
-          <w:tcPr>
-            <w:tcW w:type="dxa" w:w="3864"/>
-          </w:tcPr>
-          <w:p>
-            <w:pPr>
-              <w:spacing w:after="0"/>
-              <w:jc w:val="both"/>
-            </w:pPr>
-            <w:r>
-              <w:rPr>
-                <w:rFonts w:ascii="Adani" w:hAnsi="Adani" w:eastAsia="Adani" w:cs="Adani"/>
-                <w:b w:val="0"/>
-                <w:sz w:val="23"/>
-              </w:rPr>
               <w:t>DIGHI PORT LIMITED</w:t>
             </w:r>
           </w:p>
@@ -601,7 +461,7 @@
                 <w:b w:val="0"/>
                 <w:sz w:val="23"/>
               </w:rPr>
-              <w:t>5</w:t>
+              <w:t>3</w:t>
             </w:r>
           </w:p>
         </w:tc>
@@ -671,77 +531,7 @@
                 <w:b w:val="0"/>
                 <w:sz w:val="23"/>
               </w:rPr>
-              <w:t>6</w:t>
-            </w:r>
-          </w:p>
-        </w:tc>
-        <w:tc>
-          <w:tcPr>
-            <w:tcW w:type="dxa" w:w="3864"/>
-          </w:tcPr>
-          <w:p>
-            <w:pPr>
-              <w:spacing w:after="0"/>
-              <w:jc w:val="both"/>
-            </w:pPr>
-            <w:r>
-              <w:rPr>
-                <w:rFonts w:ascii="Adani" w:hAnsi="Adani" w:eastAsia="Adani" w:cs="Adani"/>
-                <w:b w:val="0"/>
-                <w:sz w:val="23"/>
-              </w:rPr>
-              <w:t>ADANI TRACKS MANAGEMENT SERVICES LIMITED</w:t>
-            </w:r>
-          </w:p>
-        </w:tc>
-        <w:tc>
-          <w:tcPr>
-            <w:tcW w:type="dxa" w:w="2610"/>
-          </w:tcPr>
-          <w:p>
-            <w:pPr>
-              <w:spacing w:after="0"/>
-              <w:jc w:val="center"/>
-            </w:pPr>
-            <w:r>
-              <w:rPr>
-                <w:rFonts w:ascii="Adani" w:hAnsi="Adani" w:eastAsia="Adani" w:cs="Adani"/>
-                <w:b w:val="0"/>
-                <w:sz w:val="23"/>
-              </w:rPr>
-              <w:t>28/04/2021</w:t>
-            </w:r>
-          </w:p>
-        </w:tc>
-        <w:tc>
-          <w:tcPr>
-            <w:tcW w:type="dxa" w:w="2250"/>
-          </w:tcPr>
-          <w:p>
-            <w:pPr>
-              <w:spacing w:after="0"/>
-              <w:jc w:val="center"/>
-            </w:pPr>
-          </w:p>
-        </w:tc>
-      </w:tr>
-      <w:tr>
-        <w:tc>
-          <w:tcPr>
-            <w:tcW w:type="dxa" w:w="636"/>
-          </w:tcPr>
-          <w:p>
-            <w:pPr>
-              <w:spacing w:after="0"/>
-              <w:ind w:left="360"/>
-            </w:pPr>
-            <w:r>
-              <w:rPr>
-                <w:rFonts w:ascii="Adani" w:hAnsi="Adani" w:eastAsia="Adani" w:cs="Adani"/>
-                <w:b w:val="0"/>
-                <w:sz w:val="23"/>
-              </w:rPr>
-              <w:t>7</w:t>
+              <w:t>4</w:t>
             </w:r>
           </w:p>
         </w:tc>
@@ -811,147 +601,7 @@
                 <w:b w:val="0"/>
                 <w:sz w:val="23"/>
               </w:rPr>
-              <w:t>8</w:t>
-            </w:r>
-          </w:p>
-        </w:tc>
-        <w:tc>
-          <w:tcPr>
-            <w:tcW w:type="dxa" w:w="3864"/>
-          </w:tcPr>
-          <w:p>
-            <w:pPr>
-              <w:spacing w:after="0"/>
-              <w:jc w:val="both"/>
-            </w:pPr>
-            <w:r>
-              <w:rPr>
-                <w:rFonts w:ascii="Adani" w:hAnsi="Adani" w:eastAsia="Adani" w:cs="Adani"/>
-                <w:b w:val="0"/>
-                <w:sz w:val="23"/>
-              </w:rPr>
-              <w:t>ADANI NYK AUTO LOGISTICS SOLUTIONS PRIVATE LIMITED</w:t>
-            </w:r>
-          </w:p>
-        </w:tc>
-        <w:tc>
-          <w:tcPr>
-            <w:tcW w:type="dxa" w:w="2610"/>
-          </w:tcPr>
-          <w:p>
-            <w:pPr>
-              <w:spacing w:after="0"/>
-              <w:jc w:val="center"/>
-            </w:pPr>
-            <w:r>
-              <w:rPr>
-                <w:rFonts w:ascii="Adani" w:hAnsi="Adani" w:eastAsia="Adani" w:cs="Adani"/>
-                <w:b w:val="0"/>
-                <w:sz w:val="23"/>
-              </w:rPr>
-              <w:t>17/09/2018</w:t>
-            </w:r>
-          </w:p>
-        </w:tc>
-        <w:tc>
-          <w:tcPr>
-            <w:tcW w:type="dxa" w:w="2250"/>
-          </w:tcPr>
-          <w:p>
-            <w:pPr>
-              <w:spacing w:after="0"/>
-              <w:jc w:val="center"/>
-            </w:pPr>
-          </w:p>
-        </w:tc>
-      </w:tr>
-      <w:tr>
-        <w:tc>
-          <w:tcPr>
-            <w:tcW w:type="dxa" w:w="636"/>
-          </w:tcPr>
-          <w:p>
-            <w:pPr>
-              <w:spacing w:after="0"/>
-              <w:ind w:left="360"/>
-            </w:pPr>
-            <w:r>
-              <w:rPr>
-                <w:rFonts w:ascii="Adani" w:hAnsi="Adani" w:eastAsia="Adani" w:cs="Adani"/>
-                <w:b w:val="0"/>
-                <w:sz w:val="23"/>
-              </w:rPr>
-              <w:t>9</w:t>
-            </w:r>
-          </w:p>
-        </w:tc>
-        <w:tc>
-          <w:tcPr>
-            <w:tcW w:type="dxa" w:w="3864"/>
-          </w:tcPr>
-          <w:p>
-            <w:pPr>
-              <w:spacing w:after="0"/>
-              <w:jc w:val="both"/>
-            </w:pPr>
-            <w:r>
-              <w:rPr>
-                <w:rFonts w:ascii="Adani" w:hAnsi="Adani" w:eastAsia="Adani" w:cs="Adani"/>
-                <w:b w:val="0"/>
-                <w:sz w:val="23"/>
-              </w:rPr>
-              <w:t>ADANI PORTS TECHNOLOGIES PRIVATE LIMITED</w:t>
-            </w:r>
-          </w:p>
-        </w:tc>
-        <w:tc>
-          <w:tcPr>
-            <w:tcW w:type="dxa" w:w="2610"/>
-          </w:tcPr>
-          <w:p>
-            <w:pPr>
-              <w:spacing w:after="0"/>
-              <w:jc w:val="center"/>
-            </w:pPr>
-            <w:r>
-              <w:rPr>
-                <w:rFonts w:ascii="Adani" w:hAnsi="Adani" w:eastAsia="Adani" w:cs="Adani"/>
-                <w:b w:val="0"/>
-                <w:sz w:val="23"/>
-              </w:rPr>
-              <w:t>17/05/2017</w:t>
-            </w:r>
-          </w:p>
-        </w:tc>
-        <w:tc>
-          <w:tcPr>
-            <w:tcW w:type="dxa" w:w="2250"/>
-          </w:tcPr>
-          <w:p>
-            <w:pPr>
-              <w:spacing w:after="0"/>
-              <w:jc w:val="center"/>
-            </w:pPr>
-          </w:p>
-        </w:tc>
-      </w:tr>
-      <w:tr>
-        <w:tc>
-          <w:tcPr>
-            <w:tcW w:type="dxa" w:w="636"/>
-          </w:tcPr>
-          <w:p>
-            <w:pPr>
-              <w:spacing w:after="0"/>
-              <w:ind w:left="360"/>
-            </w:pPr>
-            <w:r>
-              <w:rPr>
-                <w:rFonts w:ascii="Adani" w:hAnsi="Adani" w:eastAsia="Adani" w:cs="Adani"/>
-                <w:b w:val="0"/>
-                <w:sz w:val="23"/>
-              </w:rPr>
-              <w:t>10</w:t>
+              <w:t>5</w:t>
             </w:r>
           </w:p>
         </w:tc>
@@ -1021,77 +671,7 @@
                 <w:b w:val="0"/>
                 <w:sz w:val="23"/>
               </w:rPr>
-              <w:t>11</w:t>
-            </w:r>
-          </w:p>
-        </w:tc>
-        <w:tc>
-          <w:tcPr>
-            <w:tcW w:type="dxa" w:w="3864"/>
-          </w:tcPr>
-          <w:p>
-            <w:pPr>
-              <w:spacing w:after="0"/>
-              <w:jc w:val="both"/>
-            </w:pPr>
-            <w:r>
-              <w:rPr>
-                <w:rFonts w:ascii="Adani" w:hAnsi="Adani" w:eastAsia="Adani" w:cs="Adani"/>
-                <w:b w:val="0"/>
-                <w:sz w:val="23"/>
-              </w:rPr>
-              <w:t>INLAND WATERWAYS CONSORTIUM OF ODISHA LIMITED</w:t>
-            </w:r>
-          </w:p>
-        </w:tc>
-        <w:tc>
-          <w:tcPr>
-            <w:tcW w:type="dxa" w:w="2610"/>
-          </w:tcPr>
-          <w:p>
-            <w:pPr>
-              <w:spacing w:after="0"/>
-              <w:jc w:val="center"/>
-            </w:pPr>
-            <w:r>
-              <w:rPr>
-                <w:rFonts w:ascii="Adani" w:hAnsi="Adani" w:eastAsia="Adani" w:cs="Adani"/>
-                <w:b w:val="0"/>
-                <w:sz w:val="23"/>
-              </w:rPr>
-              <w:t>27/06/2016</w:t>
-            </w:r>
-          </w:p>
-        </w:tc>
-        <w:tc>
-          <w:tcPr>
-            <w:tcW w:type="dxa" w:w="2250"/>
-          </w:tcPr>
-          <w:p>
-            <w:pPr>
-              <w:spacing w:after="0"/>
-              <w:jc w:val="center"/>
-            </w:pPr>
-          </w:p>
-        </w:tc>
-      </w:tr>
-      <w:tr>
-        <w:tc>
-          <w:tcPr>
-            <w:tcW w:type="dxa" w:w="636"/>
-          </w:tcPr>
-          <w:p>
-            <w:pPr>
-              <w:spacing w:after="0"/>
-              <w:ind w:left="360"/>
-            </w:pPr>
-            <w:r>
-              <w:rPr>
-                <w:rFonts w:ascii="Adani" w:hAnsi="Adani" w:eastAsia="Adani" w:cs="Adani"/>
-                <w:b w:val="0"/>
-                <w:sz w:val="23"/>
-              </w:rPr>
-              <w:t>12</w:t>
+              <w:t>6</w:t>
             </w:r>
           </w:p>
         </w:tc>
@@ -1161,7 +741,7 @@
                 <w:b w:val="0"/>
                 <w:sz w:val="23"/>
               </w:rPr>
-              <w:t>13</w:t>
+              <w:t>7</w:t>
             </w:r>
           </w:p>
         </w:tc>
@@ -1231,217 +811,7 @@
                 <w:b w:val="0"/>
                 <w:sz w:val="23"/>
               </w:rPr>
-              <w:t>14</w:t>
-            </w:r>
-          </w:p>
-        </w:tc>
-        <w:tc>
-          <w:tcPr>
-            <w:tcW w:type="dxa" w:w="3864"/>
-          </w:tcPr>
-          <w:p>
-            <w:pPr>
-              <w:spacing w:after="0"/>
-              <w:jc w:val="both"/>
-            </w:pPr>
-            <w:r>
-              <w:rPr>
-                <w:rFonts w:ascii="Adani" w:hAnsi="Adani" w:eastAsia="Adani" w:cs="Adani"/>
-                <w:b w:val="0"/>
-                <w:sz w:val="23"/>
-              </w:rPr>
-              <w:t>ADANI LOGISTICS LIMITED</w:t>
-            </w:r>
-          </w:p>
-        </w:tc>
-        <w:tc>
-          <w:tcPr>
-            <w:tcW w:type="dxa" w:w="2610"/>
-          </w:tcPr>
-          <w:p>
-            <w:pPr>
-              <w:spacing w:after="0"/>
-              <w:jc w:val="center"/>
-            </w:pPr>
-            <w:r>
-              <w:rPr>
-                <w:rFonts w:ascii="Adani" w:hAnsi="Adani" w:eastAsia="Adani" w:cs="Adani"/>
-                <w:b w:val="0"/>
-                <w:sz w:val="23"/>
-              </w:rPr>
-              <w:t>01/11/2015</w:t>
-            </w:r>
-          </w:p>
-        </w:tc>
-        <w:tc>
-          <w:tcPr>
-            <w:tcW w:type="dxa" w:w="2250"/>
-          </w:tcPr>
-          <w:p>
-            <w:pPr>
-              <w:spacing w:after="0"/>
-              <w:jc w:val="center"/>
-            </w:pPr>
-          </w:p>
-        </w:tc>
-      </w:tr>
-      <w:tr>
-        <w:tc>
-          <w:tcPr>
-            <w:tcW w:type="dxa" w:w="636"/>
-          </w:tcPr>
-          <w:p>
-            <w:pPr>
-              <w:spacing w:after="0"/>
-              <w:ind w:left="360"/>
-            </w:pPr>
-            <w:r>
-              <w:rPr>
-                <w:rFonts w:ascii="Adani" w:hAnsi="Adani" w:eastAsia="Adani" w:cs="Adani"/>
-                <w:b w:val="0"/>
-                <w:sz w:val="23"/>
-              </w:rPr>
-              <w:t>15</w:t>
-            </w:r>
-          </w:p>
-        </w:tc>
-        <w:tc>
-          <w:tcPr>
-            <w:tcW w:type="dxa" w:w="3864"/>
-          </w:tcPr>
-          <w:p>
-            <w:pPr>
-              <w:spacing w:after="0"/>
-              <w:jc w:val="both"/>
-            </w:pPr>
-            <w:r>
-              <w:rPr>
-                <w:rFonts w:ascii="Adani" w:hAnsi="Adani" w:eastAsia="Adani" w:cs="Adani"/>
-                <w:b w:val="0"/>
-                <w:sz w:val="23"/>
-              </w:rPr>
-              <w:t>ADANI HAZIRA PORT LIMITED</w:t>
-            </w:r>
-          </w:p>
-        </w:tc>
-        <w:tc>
-          <w:tcPr>
-            <w:tcW w:type="dxa" w:w="2610"/>
-          </w:tcPr>
-          <w:p>
-            <w:pPr>
-              <w:spacing w:after="0"/>
-              <w:jc w:val="center"/>
-            </w:pPr>
-            <w:r>
-              <w:rPr>
-                <w:rFonts w:ascii="Adani" w:hAnsi="Adani" w:eastAsia="Adani" w:cs="Adani"/>
-                <w:b w:val="0"/>
-                <w:sz w:val="23"/>
-              </w:rPr>
-              <w:t>26/10/2015</w:t>
-            </w:r>
-          </w:p>
-        </w:tc>
-        <w:tc>
-          <w:tcPr>
-            <w:tcW w:type="dxa" w:w="2250"/>
-          </w:tcPr>
-          <w:p>
-            <w:pPr>
-              <w:spacing w:after="0"/>
-              <w:jc w:val="center"/>
-            </w:pPr>
-          </w:p>
-        </w:tc>
-      </w:tr>
-      <w:tr>
-        <w:tc>
-          <w:tcPr>
-            <w:tcW w:type="dxa" w:w="636"/>
-          </w:tcPr>
-          <w:p>
-            <w:pPr>
-              <w:spacing w:after="0"/>
-              <w:ind w:left="360"/>
-            </w:pPr>
-            <w:r>
-              <w:rPr>
-                <w:rFonts w:ascii="Adani" w:hAnsi="Adani" w:eastAsia="Adani" w:cs="Adani"/>
-                <w:b w:val="0"/>
-                <w:sz w:val="23"/>
-              </w:rPr>
-              <w:t>16</w:t>
-            </w:r>
-          </w:p>
-        </w:tc>
-        <w:tc>
-          <w:tcPr>
-            <w:tcW w:type="dxa" w:w="3864"/>
-          </w:tcPr>
-          <w:p>
-            <w:pPr>
-              <w:spacing w:after="0"/>
-              <w:jc w:val="both"/>
-            </w:pPr>
-            <w:r>
-              <w:rPr>
-                <w:rFonts w:ascii="Adani" w:hAnsi="Adani" w:eastAsia="Adani" w:cs="Adani"/>
-                <w:b w:val="0"/>
-                <w:sz w:val="23"/>
-              </w:rPr>
-              <w:t>ADANI ENNORE CONTAINER TERMINAL PRIVATE LIMITED</w:t>
-            </w:r>
-          </w:p>
-        </w:tc>
-        <w:tc>
-          <w:tcPr>
-            <w:tcW w:type="dxa" w:w="2610"/>
-          </w:tcPr>
-          <w:p>
-            <w:pPr>
-              <w:spacing w:after="0"/>
-              <w:jc w:val="center"/>
-            </w:pPr>
-            <w:r>
-              <w:rPr>
-                <w:rFonts w:ascii="Adani" w:hAnsi="Adani" w:eastAsia="Adani" w:cs="Adani"/>
-                <w:b w:val="0"/>
-                <w:sz w:val="23"/>
-              </w:rPr>
-              <w:t>23/10/2015</w:t>
-            </w:r>
-          </w:p>
-        </w:tc>
-        <w:tc>
-          <w:tcPr>
-            <w:tcW w:type="dxa" w:w="2250"/>
-          </w:tcPr>
-          <w:p>
-            <w:pPr>
-              <w:spacing w:after="0"/>
-              <w:jc w:val="center"/>
-            </w:pPr>
-          </w:p>
-        </w:tc>
-      </w:tr>
-      <w:tr>
-        <w:tc>
-          <w:tcPr>
-            <w:tcW w:type="dxa" w:w="636"/>
-          </w:tcPr>
-          <w:p>
-            <w:pPr>
-              <w:spacing w:after="0"/>
-              <w:ind w:left="360"/>
-            </w:pPr>
-            <w:r>
-              <w:rPr>
-                <w:rFonts w:ascii="Adani" w:hAnsi="Adani" w:eastAsia="Adani" w:cs="Adani"/>
-                <w:b w:val="0"/>
-                <w:sz w:val="23"/>
-              </w:rPr>
-              <w:t>17</w:t>
+              <w:t>8</w:t>
             </w:r>
           </w:p>
         </w:tc>
@@ -1480,76 +850,6 @@
                 <w:sz w:val="23"/>
               </w:rPr>
               <w:t>01/02/2012</w:t>
-            </w:r>
-          </w:p>
-        </w:tc>
-        <w:tc>
-          <w:tcPr>
-            <w:tcW w:type="dxa" w:w="2250"/>
-          </w:tcPr>
-          <w:p>
-            <w:pPr>
-              <w:spacing w:after="0"/>
-              <w:jc w:val="center"/>
-            </w:pPr>
-          </w:p>
-        </w:tc>
-      </w:tr>
-      <w:tr>
-        <w:tc>
-          <w:tcPr>
-            <w:tcW w:type="dxa" w:w="636"/>
-          </w:tcPr>
-          <w:p>
-            <w:pPr>
-              <w:spacing w:after="0"/>
-              <w:ind w:left="360"/>
-            </w:pPr>
-            <w:r>
-              <w:rPr>
-                <w:rFonts w:ascii="Adani" w:hAnsi="Adani" w:eastAsia="Adani" w:cs="Adani"/>
-                <w:b w:val="0"/>
-                <w:sz w:val="23"/>
-              </w:rPr>
-              <w:t>18</w:t>
-            </w:r>
-          </w:p>
-        </w:tc>
-        <w:tc>
-          <w:tcPr>
-            <w:tcW w:type="dxa" w:w="3864"/>
-          </w:tcPr>
-          <w:p>
-            <w:pPr>
-              <w:spacing w:after="0"/>
-              <w:jc w:val="both"/>
-            </w:pPr>
-            <w:r>
-              <w:rPr>
-                <w:rFonts w:ascii="Adani" w:hAnsi="Adani" w:eastAsia="Adani" w:cs="Adani"/>
-                <w:b w:val="0"/>
-                <w:sz w:val="23"/>
-              </w:rPr>
-              <w:t>ADANI INTERNATIONAL CONTAINER TERMINAL PRIVATE LIMITED</w:t>
-            </w:r>
-          </w:p>
-        </w:tc>
-        <w:tc>
-          <w:tcPr>
-            <w:tcW w:type="dxa" w:w="2610"/>
-          </w:tcPr>
-          <w:p>
-            <w:pPr>
-              <w:spacing w:after="0"/>
-              <w:jc w:val="center"/>
-            </w:pPr>
-            <w:r>
-              <w:rPr>
-                <w:rFonts w:ascii="Adani" w:hAnsi="Adani" w:eastAsia="Adani" w:cs="Adani"/>
-                <w:b w:val="0"/>
-                <w:sz w:val="23"/>
-              </w:rPr>
-              <w:t>22/04/2011</w:t>
             </w:r>
           </w:p>
         </w:tc>
@@ -1665,7 +965,7 @@
           <w:b w:val="0"/>
           <w:sz w:val="23"/>
         </w:rPr>
-        <w:t xml:space="preserve">Date: 07th May, 2026</w:t>
+        <w:t xml:space="preserve">Date: 15th May, 2026</w:t>
         <w:tab/>
       </w:r>
     </w:p>

--- a/Backend/Director_Disclosure/Output_Disclosures/2024-25/ADANI_CMA_MUNDRA_TERMINAL_PRIVATE_LIMITED/DIR-8/DIR8_SANDEEP_MEHTA_00897409.docx
+++ b/Backend/Director_Disclosure/Output_Disclosures/2024-25/ADANI_CMA_MUNDRA_TERMINAL_PRIVATE_LIMITED/DIR-8/DIR8_SANDEEP_MEHTA_00897409.docx
@@ -480,146 +480,6 @@
                 <w:b w:val="0"/>
                 <w:sz w:val="23"/>
               </w:rPr>
-              <w:t>ADANI TRACKS MANAGEMENT SERVICES PRIVATE LIMITED</w:t>
-            </w:r>
-          </w:p>
-        </w:tc>
-        <w:tc>
-          <w:tcPr>
-            <w:tcW w:type="dxa" w:w="2610"/>
-          </w:tcPr>
-          <w:p>
-            <w:pPr>
-              <w:spacing w:after="0"/>
-              <w:jc w:val="center"/>
-            </w:pPr>
-            <w:r>
-              <w:rPr>
-                <w:rFonts w:ascii="Adani" w:hAnsi="Adani" w:eastAsia="Adani" w:cs="Adani"/>
-                <w:b w:val="0"/>
-                <w:sz w:val="23"/>
-              </w:rPr>
-              <w:t>08/07/2021</w:t>
-            </w:r>
-          </w:p>
-        </w:tc>
-        <w:tc>
-          <w:tcPr>
-            <w:tcW w:type="dxa" w:w="2250"/>
-          </w:tcPr>
-          <w:p>
-            <w:pPr>
-              <w:spacing w:after="0"/>
-              <w:jc w:val="center"/>
-            </w:pPr>
-          </w:p>
-        </w:tc>
-      </w:tr>
-      <w:tr>
-        <w:tc>
-          <w:tcPr>
-            <w:tcW w:type="dxa" w:w="636"/>
-          </w:tcPr>
-          <w:p>
-            <w:pPr>
-              <w:spacing w:after="0"/>
-              <w:ind w:left="360"/>
-            </w:pPr>
-            <w:r>
-              <w:rPr>
-                <w:rFonts w:ascii="Adani" w:hAnsi="Adani" w:eastAsia="Adani" w:cs="Adani"/>
-                <w:b w:val="0"/>
-                <w:sz w:val="23"/>
-              </w:rPr>
-              <w:t>4</w:t>
-            </w:r>
-          </w:p>
-        </w:tc>
-        <w:tc>
-          <w:tcPr>
-            <w:tcW w:type="dxa" w:w="3864"/>
-          </w:tcPr>
-          <w:p>
-            <w:pPr>
-              <w:spacing w:after="0"/>
-              <w:jc w:val="both"/>
-            </w:pPr>
-            <w:r>
-              <w:rPr>
-                <w:rFonts w:ascii="Adani" w:hAnsi="Adani" w:eastAsia="Adani" w:cs="Adani"/>
-                <w:b w:val="0"/>
-                <w:sz w:val="23"/>
-              </w:rPr>
-              <w:t>SARGUJA RAIL CORRIDOR PRIVATE LIMITED</w:t>
-            </w:r>
-          </w:p>
-        </w:tc>
-        <w:tc>
-          <w:tcPr>
-            <w:tcW w:type="dxa" w:w="2610"/>
-          </w:tcPr>
-          <w:p>
-            <w:pPr>
-              <w:spacing w:after="0"/>
-              <w:jc w:val="center"/>
-            </w:pPr>
-            <w:r>
-              <w:rPr>
-                <w:rFonts w:ascii="Adani" w:hAnsi="Adani" w:eastAsia="Adani" w:cs="Adani"/>
-                <w:b w:val="0"/>
-                <w:sz w:val="23"/>
-              </w:rPr>
-              <w:t>28/04/2021</w:t>
-            </w:r>
-          </w:p>
-        </w:tc>
-        <w:tc>
-          <w:tcPr>
-            <w:tcW w:type="dxa" w:w="2250"/>
-          </w:tcPr>
-          <w:p>
-            <w:pPr>
-              <w:spacing w:after="0"/>
-              <w:jc w:val="center"/>
-            </w:pPr>
-          </w:p>
-        </w:tc>
-      </w:tr>
-      <w:tr>
-        <w:tc>
-          <w:tcPr>
-            <w:tcW w:type="dxa" w:w="636"/>
-          </w:tcPr>
-          <w:p>
-            <w:pPr>
-              <w:spacing w:after="0"/>
-              <w:ind w:left="360"/>
-            </w:pPr>
-            <w:r>
-              <w:rPr>
-                <w:rFonts w:ascii="Adani" w:hAnsi="Adani" w:eastAsia="Adani" w:cs="Adani"/>
-                <w:b w:val="0"/>
-                <w:sz w:val="23"/>
-              </w:rPr>
-              <w:t>5</w:t>
-            </w:r>
-          </w:p>
-        </w:tc>
-        <w:tc>
-          <w:tcPr>
-            <w:tcW w:type="dxa" w:w="3864"/>
-          </w:tcPr>
-          <w:p>
-            <w:pPr>
-              <w:spacing w:after="0"/>
-              <w:jc w:val="both"/>
-            </w:pPr>
-            <w:r>
-              <w:rPr>
-                <w:rFonts w:ascii="Adani" w:hAnsi="Adani" w:eastAsia="Adani" w:cs="Adani"/>
-                <w:b w:val="0"/>
-                <w:sz w:val="23"/>
-              </w:rPr>
               <w:t>DHOLERA PORT AND SPECIAL ECONOMIC ZONE LIMITED</w:t>
             </w:r>
           </w:p>
@@ -671,7 +531,7 @@
                 <w:b w:val="0"/>
                 <w:sz w:val="23"/>
               </w:rPr>
-              <w:t>6</w:t>
+              <w:t>4</w:t>
             </w:r>
           </w:p>
         </w:tc>
@@ -741,7 +601,7 @@
                 <w:b w:val="0"/>
                 <w:sz w:val="23"/>
               </w:rPr>
-              <w:t>7</w:t>
+              <w:t>5</w:t>
             </w:r>
           </w:p>
         </w:tc>
@@ -811,7 +671,7 @@
                 <w:b w:val="0"/>
                 <w:sz w:val="23"/>
               </w:rPr>
-              <w:t>8</w:t>
+              <w:t>6</w:t>
             </w:r>
           </w:p>
         </w:tc>
@@ -965,7 +825,7 @@
           <w:b w:val="0"/>
           <w:sz w:val="23"/>
         </w:rPr>
-        <w:t xml:space="preserve">Date: 15th May, 2026</w:t>
+        <w:t xml:space="preserve">Date: 08th June, 2026</w:t>
         <w:tab/>
       </w:r>
     </w:p>
